--- a/REVISI_HAL16_ATHLUSH_2_3.docx
+++ b/REVISI_HAL16_ATHLUSH_2_3.docx
@@ -165,13 +165,26 @@
           <w:color w:val="1A237E"/>
           <w:sz w:val="18"/>
         </w:rPr>
-        <w:t>| 3 | 1111 | 1 |</w:t>
+        <w:t>| ٣ | ١١١١ | ١ |</w:t>
         <w:br/>
         <w:t>|---|---|---|</w:t>
         <w:br/>
-        <w:t>| 1110 | [‘Athlūsh] | 5 |</w:t>
+        <w:t>| ١١١٠ | عَطْلُوشٌ | ٥ |</w:t>
         <w:br/>
-        <w:t>| 2 | 4 | 1109 |</w:t>
+        <w:t>| ٢ | ٤ | ١١٠٩ |</w:t>
+      </w:r>
+    </w:p>
+    <w:p>
+      <w:pPr>
+        <w:jc w:val="left"/>
+      </w:pPr>
+      <w:r>
+        <w:rPr>
+          <w:i/>
+          <w:color w:val="1A237E"/>
+          <w:sz w:val="18"/>
+        </w:rPr>
+        <w:t>[Rajah Asror — tidak dilatin-kan — angka dan huruf di dalam wafaq tidak diterjemahkan]</w:t>
       </w:r>
     </w:p>
     <w:p>
@@ -210,20 +223,7 @@
           <w:color w:val="1A237E"/>
           <w:sz w:val="18"/>
         </w:rPr>
-        <w:t>*Al-wafqu yuktabu bil-arqāmil-‘arabiyyati wasmi [‘Athlūshun] fīl-wasathi — lā yulātinu.*</w:t>
-      </w:r>
-    </w:p>
-    <w:p>
-      <w:pPr>
-        <w:jc w:val="left"/>
-      </w:pPr>
-      <w:r>
-        <w:rPr>
-          <w:i/>
-          <w:color w:val="1A237E"/>
-          <w:sz w:val="18"/>
-        </w:rPr>
-        <w:t>**Cara baca angka (wasl latin):** Tiga — alfu mi’atin wa iḥdā ‘asyrata — wāḥidun / Khamsatun — ‘Athlūshun — alfu mi’atin wa ‘asyratun / Alfu mi’atin wa tis‘un — arba‘un — itsnāni. Posisi tengah adalah nama rajah, bukan angka.</w:t>
+        <w:t>*Al-wafqu yuktabu bil-arqāmil-‘arabiyyati wasmi [‘Athlūsyin] fīl-wasathi — lā yulātinu.*</w:t>
       </w:r>
     </w:p>
     <w:p>
@@ -255,13 +255,13 @@
           <w:color w:val="0D47A1"/>
           <w:sz w:val="18"/>
         </w:rPr>
-        <w:t>| 3 | 1111 | 1 |</w:t>
+        <w:t>| ٣ | ١١١١ | ١ |</w:t>
         <w:br/>
         <w:t>|---|---|---|</w:t>
         <w:br/>
-        <w:t>| 1110 | عَطْلُوشٌ | 5 |</w:t>
+        <w:t>| ١١١٠ | عَطْلُوشٌ | ٥ |</w:t>
         <w:br/>
-        <w:t>| 2 | 4 | 1109 |</w:t>
+        <w:t>| ٢ | ٤ | ١١٠٩ |</w:t>
         <w:br/>
         <w:br/>
       </w:r>
@@ -288,7 +288,7 @@
           <w:color w:val="0D47A1"/>
           <w:sz w:val="18"/>
         </w:rPr>
-        <w:t>*Wafaq ditulis dengan angka Arab dan nama [‘Athlūsh] di tengah — tidak dilatinkan (rajah).*</w:t>
+        <w:t>*Wafaq ditulis dengan angka Arab dan nama [‘Athlūsyin] di tengah — tidak dilatinkan (rajah).*</w:t>
         <w:br/>
         <w:br/>
       </w:r>
@@ -297,7 +297,7 @@
           <w:color w:val="0D47A1"/>
           <w:sz w:val="18"/>
         </w:rPr>
-        <w:t>Perbandingan koreksi: draft sebelumnya menulis baris pertama `8 | 1110 | 1109` dan mengacak posisi — itu **terbalik**. Yang benar menurut scan `IMG_20261025_092532.jpg` (verifikasi 69K crop) adalah **1-1111-3 / 1110-‘Athlūsh-5 / 2-4-1109** bila dibaca kiri-ke-kanan visual, atau **3-1111-1 / 5-‘Athlūsh-1110 / 1109-4-2** dalam urutan penulisan Arab kanan-ke-kiri seperti di atas. Angka tengah-bawah adalah **4** (bukan kosong), dan **1111** berada di tengah-atas (bukan di pojok).</w:t>
+        <w:t>Perbandingan koreksi: draft sebelumnya menulis baris pertama `8 | 1110 | 1109` dan mengacak posisi — itu **terbalik**. Yang benar menurut scan `IMG_20261025_092532.jpg` (verifikasi 69K crop) adalah **1-1111-3 / 1110-‘Athlūsy-5 / 2-4-1109** bila dibaca kiri-ke-kanan visual, atau **3-1111-1 / 5-‘Athlūsy-1110 / 1109-4-2** dalam urutan penulisan Arab kanan-ke-kiri seperti di atas. Angka tengah-bawah adalah **4** (bukan kosong), dan **1111** berada di tengah-atas (bukan di pojok).</w:t>
         <w:br/>
         <w:br/>
       </w:r>
@@ -321,7 +321,7 @@
           <w:i w:val="0"/>
           <w:sz w:val="17"/>
         </w:rPr>
-        <w:t>Halaman ini adalah bagian 2/2 faedah ‘Athlūsh — inti wafaq. Bentuk wafaq adalah *murabba‘* 3×3 (kotak 9 sel) — disebut *wafaq ‘adadi-ḥarfī* (angka-huruf). Delapan angka mengelilingi nama musuh di tengah — ini pola *ḥiṣār* (pengepungan): nama [عَطْلُوشٌ] dikurung angka agar terkunci. Angka-angka bukan acak: 1-2-3-4-5-...-1111-1109-1110 adalah *a‘dād rūḥāniyyah* yang bila dijumlahkan baris/kolom/diagonal menghasilkan *wafq* seimbang — ciri wafaq Sulaimani. Tengah adalah *qalb al-wafq* (jantung wafaq) — wajib diisi nama target, bukan angka, agar energi terfokus. Keempat penjuru: 1 (kanan-atas), 3 (kiri-atas), 2 (kiri-bawah), 1109 (kanan-bawah) — membentuk *arkān arba‘ah*. Angka 1111 di tengah-atas adalah *qutb* (poros) — nilai terbesar setelah 1109/1110, menekan dari atas. 1110 di tengah-kanan dan 5 di tengah-kiri mengapit nama — keseimbangan *qabḍ-basth*. 4 di tengah-bawah adalah penutup. Penulisan dengan *shamgh* (jelaga bulu domba) bukan tinta biasa — *shamgh* bersifat *muḥriq* (membakar) bagi jin ‘Athlūsh, berbeda dengan za‘farān yang bersifat menarik. Posisi di telapak kanan (yad yumnā) karena tangan kanan adalah *yad al-quwwah* (tangan kekuatan) dalam ruhaniyyah. Pembacaan angka dalam latin hanya untuk panduan washal — jangan menulis latin di wafaq; rajah harus tetap Arab/angka Arab.</w:t>
+        <w:t>Halaman ini adalah bagian 2/2 faedah ‘Athlūsy — inti wafaq. Bentuk wafaq adalah *murabba‘* 3×3 (kotak 9 sel) — disebut *wafaq ‘adadi-ḥarfī* (angka-huruf). Delapan angka mengelilingi nama musuh di tengah — ini pola *ḥiṣār* (pengepungan): nama [عَطْلُوشٌ] dikurung angka agar terkunci. Angka-angka bukan acak: 1-2-3-4-5-...-1111-1109-1110 adalah *a‘dād rūḥāniyyah* yang bila dijumlahkan baris/kolom/diagonal menghasilkan *wafq* seimbang — ciri wafaq Sulaimani. Tengah adalah *qalb al-wafq* (jantung wafaq) — wajib diisi nama target, bukan angka, agar energi terfokus. Keempat penjuru: 1 (kanan-atas), 3 (kiri-atas), 2 (kiri-bawah), 1109 (kanan-bawah) — membentuk *arkān arba‘ah*. Angka 1111 di tengah-atas adalah *qutb* (poros) — nilai terbesar setelah 1109/1110, menekan dari atas. 1110 di tengah-kanan dan 5 di tengah-kiri mengapit nama — keseimbangan *qabḍ-basth*. 4 di tengah-bawah adalah penutup. Penulisan dengan *shamgh* (jelaga bulu domba) bukan tinta biasa — *shamgh* bersifat *muḥriq* (membakar) bagi jin ‘Athlūsy, berbeda dengan za‘farān yang bersifat menarik. Posisi di telapak kanan (yad yumnā) karena tangan kanan adalah *yad al-quwwah* (tangan kekuatan) dalam ruhaniyyah. Pembacaan angka dalam latin hanya untuk panduan washal — jangan menulis latin di wafaq; rajah harus tetap Arab/angka Arab.</w:t>
       </w:r>
     </w:p>
     <w:p>
@@ -343,7 +343,7 @@
           <w:i w:val="0"/>
           <w:sz w:val="17"/>
         </w:rPr>
-        <w:t>Khasiat: mengunci ‘Athlūsh agar tidak merusak amal apapun — setelah 7 hari + penguburan, amal ruhaniyyah lain (hizib, wifq, shalawat) menjadi *mustajāb* tanpa inqilāb. Tata cara penulisan wafaq: (1) Berwudhu, menghadap kiblat, setelah *ishrāf al-‘ummār*, (2) Tulis 3×3 di telapak kanan dengan *shamgh* memakai *qalam* bambu/pena bulu — jangan pakai pena kimia, (3) Urutan tulis: mulai dari tengah (عَطْلُوشٌ), lalu 1 kanan-atas, 1111 tengah-atas, 3 kiri-atas, 5 kiri-tengah, 1110 kanan-tengah, 2 kiri-bawah, 4 tengah-bawah, 1109 kanan-bawah — urutan ini mengikuti *sair al-falak* (peredaran bintang), (4) Setelah wafaq selesai, langsung *tabkhīr* quzburah dan ‘azīmah 21× (lihat Hal15), (5) Jangan menambah/mengurangi angka — 8 angka + 1 nama = 9 sel penuh, (6) Jangan melatinkan nama tengah — tulis عَطْلُوشٌ persis dengan harakat atau tanpa harakat sesuai kemampuan, tetapi ejaan Arab wajib utuh, (7) Jika tangan berkeringat dan tulisan pudar sebelum 21×, ulangi tulisan — keutuhan wafaq saat ‘azīmah adalah syarat, (8) Air hapusan wafaq yang dimasukkan botol adalah *mā’ mu‘azzam* — jangan dibuang ke selokan/toilet; wajib dikubur di tanah sepi jauh dari najis, (9) Pantangan selama 7 hari: hindari maksiat lisan (ghibah, dusta), jaga wudhu, dan jangan mengerjakan amal ruhaniyyah lain yang berat (khawatir tumpang tindih), (10) Tanda berhasil: mimpi melihat ‘Athlūsh pergi atau bau quzburah hilang, dan amal selanjutnya terasa ringan.</w:t>
+        <w:t>Khasiat: mengunci ‘Athlūsy agar tidak merusak amal apapun — setelah 7 hari + penguburan, amal ruhaniyyah lain (hizib, wifq, shalawat) menjadi *mustajāb* tanpa inqilāb. Tata cara penulisan wafaq: (1) Berwudhu, menghadap kiblat, setelah *ishrāf al-‘ummār*, (2) Tulis 3×3 di telapak kanan dengan *shamgh* memakai *qalam* bambu/pena bulu — jangan pakai pena kimia, (3) Urutan tulis: mulai dari tengah (عَطْلُوشٌ), lalu 1 kanan-atas, 1111 tengah-atas, 3 kiri-atas, 5 kiri-tengah, 1110 kanan-tengah, 2 kiri-bawah, 4 tengah-bawah, 1109 kanan-bawah — urutan ini mengikuti *sair al-falak* (peredaran bintang), (4) Setelah wafaq selesai, langsung *tabkhīr* quzburah dan ‘azīmah 21× (lihat Hal15), (5) Jangan menambah/mengurangi angka — 8 angka + 1 nama = 9 sel penuh, (6) Jangan melatinkan nama tengah — tulis عَطْلُوشٌ persis dengan harakat atau tanpa harakat sesuai kemampuan, tetapi ejaan Arab wajib utuh, (7) Jika tangan berkeringat dan tulisan pudar sebelum 21×, ulangi tulisan — keutuhan wafaq saat ‘azīmah adalah syarat, (8) Air hapusan wafaq yang dimasukkan botol adalah *mā’ mu‘azzam* — jangan dibuang ke selokan/toilet; wajib dikubur di tanah sepi jauh dari najis, (9) Pantangan selama 7 hari: hindari maksiat lisan (ghibah, dusta), jaga wudhu, dan jangan mengerjakan amal ruhaniyyah lain yang berat (khawatir tumpang tindih), (10) Tanda berhasil: mimpi melihat ‘Athlūsy pergi atau bau quzburah hilang, dan amal selanjutnya terasa ringan.</w:t>
       </w:r>
     </w:p>
     <w:p>
@@ -357,9 +357,9 @@
           <w:i w:val="0"/>
           <w:sz w:val="17"/>
         </w:rPr>
-        <w:t>![Halaman 16 — Wafaq ‘Athlūsh 3×3 — Scan 300 DPI](hal_16_wafaq_athlush.jpg)</w:t>
+        <w:t>![Halaman 16 — Wafaq ‘Athlūsy 3×3 — Scan 300 DPI](hal_16_wafaq_athlush.jpg)</w:t>
         <w:br/>
-        <w:t>[Gambar: Halaman 16 — Wafaq ‘Athlūsh — 3×3 — 8 angka + عَطْلُوشٌ di tengah — RTL]</w:t>
+        <w:t>[Gambar: Halaman 16 — Wafaq ‘Athlūsy — 3×3 — 8 angka + عَطْلُوشٌ di tengah — RTL]</w:t>
       </w:r>
     </w:p>
     <w:p>

--- a/REVISI_HAL16_ATHLUSH_2_3.docx
+++ b/REVISI_HAL16_ATHLUSH_2_3.docx
@@ -7,7 +7,7 @@
         <w:pStyle w:val="Heading1"/>
       </w:pPr>
       <w:r>
-        <w:t>HALAMAN 16 — FAIDAH THARD 'ATHLUSH 2/2 — WAFAQ 3×3</w:t>
+        <w:t>HALAMAN 16 — FAIDAH THARD 'ATHLUSYIN 2/2 — WAFAQ 3×3</w:t>
       </w:r>
     </w:p>
     <w:p>
@@ -20,7 +20,6 @@
     </w:p>
     <w:p>
       <w:pPr>
-        <w:spacing w:before="80" w:after="80"/>
         <w:jc w:val="right"/>
         <w:bidi w:val="1"/>
         <w:shd w:val="clear" w:color="auto" w:fill="FFF8E1"/>
@@ -40,9 +39,221 @@
         <w:t>وَالْوَفْقُ هُوَ هَكَذَا — يُكْتَبُ بِصَمْغٍ فِي الْيَدِ الْيُمْنَى:</w:t>
       </w:r>
     </w:p>
+    <w:tbl>
+      <w:tblPr>
+        <w:tblStyle w:val="LightGrid-Accent1"/>
+        <w:tblW w:type="auto" w:w="0"/>
+        <w:jc w:val="center"/>
+        <w:tblLook w:firstColumn="1" w:firstRow="1" w:lastColumn="0" w:lastRow="0" w:noHBand="0" w:noVBand="1" w:val="04A0"/>
+      </w:tblPr>
+      <w:tblGrid>
+        <w:gridCol w:w="3346"/>
+        <w:gridCol w:w="3346"/>
+        <w:gridCol w:w="3346"/>
+      </w:tblGrid>
+      <w:tr>
+        <w:tc>
+          <w:tcPr>
+            <w:tcW w:type="dxa" w:w="3346"/>
+            <w:shd w:val="clear" w:color="auto" w:fill="FFF8E1"/>
+          </w:tcPr>
+          <w:p>
+            <w:pPr>
+              <w:jc w:val="center"/>
+              <w:bidi w:val="1"/>
+            </w:pPr>
+            <w:r>
+              <w:rPr>
+                <w:rFonts w:ascii="Scheherazade New" w:hAnsi="Scheherazade New"/>
+                <w:color w:val="1A237E"/>
+                <w:sz w:val="26"/>
+              </w:rPr>
+              <w:t>١</w:t>
+            </w:r>
+          </w:p>
+        </w:tc>
+        <w:tc>
+          <w:tcPr>
+            <w:tcW w:type="dxa" w:w="3346"/>
+            <w:shd w:val="clear" w:color="auto" w:fill="E8F5E9"/>
+          </w:tcPr>
+          <w:p>
+            <w:pPr>
+              <w:jc w:val="center"/>
+              <w:bidi w:val="1"/>
+            </w:pPr>
+            <w:r>
+              <w:rPr>
+                <w:rFonts w:ascii="Scheherazade New" w:hAnsi="Scheherazade New"/>
+                <w:color w:val="1A237E"/>
+                <w:sz w:val="26"/>
+              </w:rPr>
+              <w:t>١١١١</w:t>
+            </w:r>
+          </w:p>
+        </w:tc>
+        <w:tc>
+          <w:tcPr>
+            <w:tcW w:type="dxa" w:w="3346"/>
+            <w:shd w:val="clear" w:color="auto" w:fill="FFF8E1"/>
+          </w:tcPr>
+          <w:p>
+            <w:pPr>
+              <w:jc w:val="center"/>
+              <w:bidi w:val="1"/>
+            </w:pPr>
+            <w:r>
+              <w:rPr>
+                <w:rFonts w:ascii="Scheherazade New" w:hAnsi="Scheherazade New"/>
+                <w:color w:val="1A237E"/>
+                <w:sz w:val="26"/>
+              </w:rPr>
+              <w:t>٣</w:t>
+            </w:r>
+          </w:p>
+        </w:tc>
+      </w:tr>
+      <w:tr>
+        <w:tc>
+          <w:tcPr>
+            <w:tcW w:type="dxa" w:w="3346"/>
+            <w:shd w:val="clear" w:color="auto" w:fill="E8F5E9"/>
+          </w:tcPr>
+          <w:p>
+            <w:pPr>
+              <w:jc w:val="center"/>
+              <w:bidi w:val="1"/>
+            </w:pPr>
+            <w:r>
+              <w:rPr>
+                <w:rFonts w:ascii="Scheherazade New" w:hAnsi="Scheherazade New"/>
+                <w:color w:val="1A237E"/>
+                <w:sz w:val="26"/>
+              </w:rPr>
+              <w:t>٥</w:t>
+            </w:r>
+          </w:p>
+        </w:tc>
+        <w:tc>
+          <w:tcPr>
+            <w:tcW w:type="dxa" w:w="3346"/>
+            <w:shd w:val="clear" w:color="auto" w:fill="FFF8E1"/>
+          </w:tcPr>
+          <w:p>
+            <w:pPr>
+              <w:jc w:val="center"/>
+              <w:bidi w:val="1"/>
+            </w:pPr>
+            <w:r>
+              <w:rPr>
+                <w:rFonts w:ascii="Scheherazade New" w:hAnsi="Scheherazade New"/>
+                <w:color w:val="1A237E"/>
+                <w:sz w:val="26"/>
+              </w:rPr>
+              <w:t>عَطْلُوشٌ</w:t>
+            </w:r>
+          </w:p>
+        </w:tc>
+        <w:tc>
+          <w:tcPr>
+            <w:tcW w:type="dxa" w:w="3346"/>
+            <w:shd w:val="clear" w:color="auto" w:fill="E8F5E9"/>
+          </w:tcPr>
+          <w:p>
+            <w:pPr>
+              <w:jc w:val="center"/>
+              <w:bidi w:val="1"/>
+            </w:pPr>
+            <w:r>
+              <w:rPr>
+                <w:rFonts w:ascii="Scheherazade New" w:hAnsi="Scheherazade New"/>
+                <w:color w:val="1A237E"/>
+                <w:sz w:val="26"/>
+              </w:rPr>
+              <w:t>١١١٠</w:t>
+            </w:r>
+          </w:p>
+        </w:tc>
+      </w:tr>
+      <w:tr>
+        <w:tc>
+          <w:tcPr>
+            <w:tcW w:type="dxa" w:w="3346"/>
+            <w:shd w:val="clear" w:color="auto" w:fill="FFF8E1"/>
+          </w:tcPr>
+          <w:p>
+            <w:pPr>
+              <w:jc w:val="center"/>
+              <w:bidi w:val="1"/>
+            </w:pPr>
+            <w:r>
+              <w:rPr>
+                <w:rFonts w:ascii="Scheherazade New" w:hAnsi="Scheherazade New"/>
+                <w:color w:val="1A237E"/>
+                <w:sz w:val="26"/>
+              </w:rPr>
+              <w:t>١١٠٩</w:t>
+            </w:r>
+          </w:p>
+        </w:tc>
+        <w:tc>
+          <w:tcPr>
+            <w:tcW w:type="dxa" w:w="3346"/>
+            <w:shd w:val="clear" w:color="auto" w:fill="E8F5E9"/>
+          </w:tcPr>
+          <w:p>
+            <w:pPr>
+              <w:jc w:val="center"/>
+              <w:bidi w:val="1"/>
+            </w:pPr>
+            <w:r>
+              <w:rPr>
+                <w:rFonts w:ascii="Scheherazade New" w:hAnsi="Scheherazade New"/>
+                <w:color w:val="1A237E"/>
+                <w:sz w:val="26"/>
+              </w:rPr>
+              <w:t>٤</w:t>
+            </w:r>
+          </w:p>
+        </w:tc>
+        <w:tc>
+          <w:tcPr>
+            <w:tcW w:type="dxa" w:w="3346"/>
+            <w:shd w:val="clear" w:color="auto" w:fill="FFF8E1"/>
+          </w:tcPr>
+          <w:p>
+            <w:pPr>
+              <w:jc w:val="center"/>
+              <w:bidi w:val="1"/>
+            </w:pPr>
+            <w:r>
+              <w:rPr>
+                <w:rFonts w:ascii="Scheherazade New" w:hAnsi="Scheherazade New"/>
+                <w:color w:val="1A237E"/>
+                <w:sz w:val="26"/>
+              </w:rPr>
+              <w:t>٢</w:t>
+            </w:r>
+          </w:p>
+        </w:tc>
+      </w:tr>
+    </w:tbl>
     <w:p>
       <w:pPr>
-        <w:spacing w:before="80" w:after="80"/>
+        <w:jc w:val="center"/>
+      </w:pPr>
+      <w:r>
+        <w:rPr>
+          <w:b w:val="0"/>
+          <w:i/>
+          <w:color w:val="757575"/>
+          <w:sz w:val="14"/>
+        </w:rPr>
+        <w:t>Wafaq ‘Athlūsyin 3×3 — cermin kiri↔kanan diperbaiki — kanan=٣</w:t>
+      </w:r>
+    </w:p>
+    <w:p>
+      <w:pPr>
         <w:jc w:val="right"/>
         <w:bidi w:val="1"/>
         <w:shd w:val="clear" w:color="auto" w:fill="FFF8E1"/>
@@ -59,40 +270,11 @@
           <w:color w:val="1A237E"/>
           <w:sz w:val="27"/>
         </w:rPr>
-        <w:t>| ٣ | ١١١١ | ١ |</w:t>
-        <w:br/>
-        <w:t>|---|---|---|</w:t>
-        <w:br/>
-        <w:t>| ١١١٠ | عَطْلُوشٌ | ٥ |</w:t>
-        <w:br/>
-        <w:t>| ٢ | ٤ | ١١٠٩ |</w:t>
+        <w:t>*تنبيه: الجدول يُقرأ يمينًا إلى يسارٍ كالعربية — الخلية اليُمنى هي (٣) واليُسرى هي (١) في السطر الأول، وهكذا.*</w:t>
       </w:r>
     </w:p>
     <w:p>
       <w:pPr>
-        <w:spacing w:before="80" w:after="80"/>
-        <w:jc w:val="right"/>
-        <w:bidi w:val="1"/>
-        <w:shd w:val="clear" w:color="auto" w:fill="FFF8E1"/>
-        <w:pBdr>
-          <w:top w:val="single" w:sz="4" w:space="4" w:color="BDBDBD"/>
-          <w:left w:val="single" w:sz="4" w:space="4" w:color="BDBDBD"/>
-          <w:bottom w:val="single" w:sz="4" w:space="4" w:color="BDBDBD"/>
-          <w:right w:val="single" w:sz="4" w:space="4" w:color="BDBDBD"/>
-        </w:pBdr>
-      </w:pPr>
-      <w:r>
-        <w:rPr>
-          <w:rFonts w:ascii="Scheherazade New" w:hAnsi="Scheherazade New"/>
-          <w:color w:val="1A237E"/>
-          <w:sz w:val="27"/>
-        </w:rPr>
-        <w:t>*تنبيه: الجدول يُقرأ يمينًا إلى يسارٍ كالعربية — الخلية اليُمنى هي (١) واليُسرى هي (٣) في السطر الأول، وهكذا.*</w:t>
-      </w:r>
-    </w:p>
-    <w:p>
-      <w:pPr>
-        <w:spacing w:before="80" w:after="80"/>
         <w:jc w:val="right"/>
         <w:bidi w:val="1"/>
         <w:shd w:val="clear" w:color="auto" w:fill="FFF8E1"/>
@@ -114,7 +296,6 @@
     </w:p>
     <w:p>
       <w:pPr>
-        <w:spacing w:before="80" w:after="80"/>
         <w:jc w:val="right"/>
         <w:bidi w:val="1"/>
         <w:shd w:val="clear" w:color="auto" w:fill="FFF8E1"/>
@@ -143,13 +324,9 @@
       </w:r>
     </w:p>
     <w:p>
-      <w:pPr>
-        <w:jc w:val="left"/>
-      </w:pPr>
       <w:r>
         <w:rPr>
           <w:i/>
-          <w:color w:val="1A237E"/>
           <w:sz w:val="18"/>
         </w:rPr>
         <w:t>Wal-wafqu huwa hākadzā — yuktabu bishamghin fīl-yadil-yumnā:</w:t>
@@ -157,70 +334,54 @@
     </w:p>
     <w:p>
       <w:pPr>
-        <w:jc w:val="left"/>
+        <w:jc w:val="right"/>
+        <w:bidi w:val="1"/>
       </w:pPr>
       <w:r>
         <w:rPr>
           <w:i/>
-          <w:color w:val="1A237E"/>
           <w:sz w:val="18"/>
         </w:rPr>
-        <w:t>| ٣ | ١١١١ | ١ |</w:t>
+        <w:t>| ١ | ١١١١ | ٣ |</w:t>
         <w:br/>
         <w:t>|---|---|---|</w:t>
         <w:br/>
-        <w:t>| ١١١٠ | عَطْلُوشٌ | ٥ |</w:t>
+        <w:t>| ٥ | عَطْلُوشٌ | ١١١٠ |</w:t>
         <w:br/>
-        <w:t>| ٢ | ٤ | ١١٠٩ |</w:t>
+        <w:t>| ١١٠٩ | ٤ | ٢ |</w:t>
       </w:r>
     </w:p>
     <w:p>
-      <w:pPr>
-        <w:jc w:val="left"/>
-      </w:pPr>
       <w:r>
         <w:rPr>
           <w:i/>
-          <w:color w:val="1A237E"/>
           <w:sz w:val="18"/>
         </w:rPr>
         <w:t>[Rajah Asror — tidak dilatin-kan — angka dan huruf di dalam wafaq tidak diterjemahkan]</w:t>
       </w:r>
     </w:p>
     <w:p>
-      <w:pPr>
-        <w:jc w:val="left"/>
-      </w:pPr>
       <w:r>
         <w:rPr>
           <w:i/>
-          <w:color w:val="1A237E"/>
           <w:sz w:val="18"/>
         </w:rPr>
         <w:t>*Tanbīh: al-jadwal yuqra’u yamīnan ilā yasārin kal-‘arabiyyah — al-khaliyyatul-yumnā hiya (1) wal-yusrā hiya (3) fis-sathril-awwal, wa hākadzā.*</w:t>
       </w:r>
     </w:p>
     <w:p>
-      <w:pPr>
-        <w:jc w:val="left"/>
-      </w:pPr>
       <w:r>
         <w:rPr>
           <w:i/>
-          <w:color w:val="1A237E"/>
           <w:sz w:val="18"/>
         </w:rPr>
         <w:t>Tsumma ba‘dad-dafni taqra’u kamā taqaddama āyatal-kursiyyi ilā ... khālidūna wa sūratal-Mulki, wa lā taltafit.</w:t>
       </w:r>
     </w:p>
     <w:p>
-      <w:pPr>
-        <w:jc w:val="left"/>
-      </w:pPr>
       <w:r>
         <w:rPr>
           <w:i/>
-          <w:color w:val="1A237E"/>
           <w:sz w:val="18"/>
         </w:rPr>
         <w:t>*Al-wafqu yuktabu bil-arqāmil-‘arabiyyati wasmi [‘Athlūsyin] fīl-wasathi — lā yulātinu.*</w:t>
@@ -255,22 +416,7 @@
           <w:color w:val="0D47A1"/>
           <w:sz w:val="18"/>
         </w:rPr>
-        <w:t>| ٣ | ١١١١ | ١ |</w:t>
-        <w:br/>
-        <w:t>|---|---|---|</w:t>
-        <w:br/>
-        <w:t>| ١١١٠ | عَطْلُوشٌ | ٥ |</w:t>
-        <w:br/>
-        <w:t>| ٢ | ٤ | ١١٠٩ |</w:t>
-        <w:br/>
-        <w:br/>
-      </w:r>
-      <w:r>
-        <w:rPr>
-          <w:color w:val="0D47A1"/>
-          <w:sz w:val="18"/>
-        </w:rPr>
-        <w:t>*Catatan: tabel dibaca dari kanan ke kiri seperti Arab — sel kanan baris pertama adalah (1) dan sel kiri adalah (3), demikian seterusnya.*</w:t>
+        <w:t>*Catatan: tabel dibaca dari kanan ke kiri seperti Arab — sel kanan baris pertama adalah (3) dan sel kiri adalah (1), demikian seterusnya.*</w:t>
         <w:br/>
         <w:br/>
       </w:r>
@@ -304,6 +450,25 @@
     </w:p>
     <w:p>
       <w:pPr>
+        <w:jc w:val="right"/>
+        <w:bidi w:val="1"/>
+      </w:pPr>
+      <w:r>
+        <w:rPr>
+          <w:color w:val="0D47A1"/>
+          <w:sz w:val="18"/>
+        </w:rPr>
+        <w:t>| ١ | ١١١١ | ٣ |</w:t>
+        <w:br/>
+        <w:t>|---|---|---|</w:t>
+        <w:br/>
+        <w:t>| ٥ | عَطْلُوشٌ | ١١١٠ |</w:t>
+        <w:br/>
+        <w:t>| ١١٠٩ | ٤ | ٢ |</w:t>
+      </w:r>
+    </w:p>
+    <w:p>
+      <w:pPr>
         <w:pStyle w:val="Heading2"/>
       </w:pPr>
       <w:r>
@@ -316,7 +481,6 @@
       </w:pPr>
       <w:r>
         <w:rPr>
-          <w:rFonts w:ascii="Calibri" w:hAnsi="Calibri"/>
           <w:b w:val="0"/>
           <w:i w:val="0"/>
           <w:sz w:val="17"/>
@@ -338,7 +502,6 @@
       </w:pPr>
       <w:r>
         <w:rPr>
-          <w:rFonts w:ascii="Calibri" w:hAnsi="Calibri"/>
           <w:b w:val="0"/>
           <w:i w:val="0"/>
           <w:sz w:val="17"/>
@@ -352,7 +515,6 @@
       </w:pPr>
       <w:r>
         <w:rPr>
-          <w:rFonts w:ascii="Calibri" w:hAnsi="Calibri"/>
           <w:b w:val="0"/>
           <w:i w:val="0"/>
           <w:sz w:val="17"/>
@@ -401,25 +563,11 @@
         </w:drawing>
       </w:r>
     </w:p>
-    <w:p>
-      <w:pPr>
-        <w:spacing w:before="20" w:after="80"/>
-        <w:jc w:val="center"/>
-      </w:pPr>
-      <w:r>
-        <w:rPr>
-          <w:i/>
-          <w:color w:val="424242"/>
-          <w:sz w:val="15"/>
-        </w:rPr>
-        <w:t>[Gambar: HALAMAN 16 — FAIDAH THARD 'ATHLUSH 2/2 — WAFAQ 3×3 — Scan 300 DPI — hal_16_wafaq_athlush.jpg]</w:t>
-      </w:r>
-    </w:p>
     <w:sectPr>
       <w:headerReference w:type="default" r:id="rId9"/>
       <w:footerReference w:type="default" r:id="rId10"/>
       <w:pgSz w:w="11909" w:h="16834"/>
-      <w:pgMar w:top="792" w:right="936" w:bottom="792" w:left="936" w:header="403" w:footer="403" w:gutter="0"/>
+      <w:pgMar w:top="792" w:right="936" w:bottom="792" w:left="936" w:header="720" w:footer="720" w:gutter="0"/>
       <w:cols w:space="720"/>
       <w:docGrid w:linePitch="360"/>
     </w:sectPr>
@@ -439,13 +587,6 @@
       <w:instrText xml:space="preserve"> PAGE </w:instrText>
       <w:fldChar w:fldCharType="end"/>
     </w:r>
-    <w:r>
-      <w:rPr>
-        <w:color w:val="757575"/>
-        <w:sz w:val="12"/>
-      </w:rPr>
-      <w:t xml:space="preserve"> • Hal16 • 5 Lapis Bersih</w:t>
-    </w:r>
   </w:p>
 </w:ftr>
 </file>
@@ -460,10 +601,9 @@
     <w:r>
       <w:rPr>
         <w:i/>
-        <w:color w:val="6D4C41"/>
         <w:sz w:val="13"/>
       </w:rPr>
-      <w:t>ANWAR MUJAROBAT — Syeikh Basyir • Hal16 • 5 Lapis Bersih • Arab • Latin • Terjemahan • Syarah • Khususiyah</w:t>
+      <w:t>ANWAR MUJAROBAT — Syeikh Basyir • Hal16 • 5 Lapis Bersih</w:t>
     </w:r>
   </w:p>
 </w:hdr>
@@ -832,12 +972,8 @@
     <w:name w:val="Normal"/>
     <w:qFormat/>
     <w:rsid w:val="00FC693F"/>
-    <w:pPr>
-      <w:spacing w:after="80" w:before="20" w:line="259" w:lineRule="auto"/>
-    </w:pPr>
     <w:rPr>
       <w:rFonts w:ascii="Calibri" w:hAnsi="Calibri"/>
-      <w:color w:val="212121"/>
       <w:sz w:val="18"/>
     </w:rPr>
   </w:style>
@@ -896,11 +1032,11 @@
     <w:pPr>
       <w:keepNext/>
       <w:keepLines/>
-      <w:spacing w:before="140" w:after="60"/>
+      <w:spacing w:before="480" w:after="0"/>
       <w:outlineLvl w:val="0"/>
     </w:pPr>
     <w:rPr>
-      <w:rFonts w:asciiTheme="majorHAnsi" w:eastAsiaTheme="majorEastAsia" w:hAnsiTheme="majorHAnsi" w:cstheme="majorBidi" w:ascii="Calibri" w:hAnsi="Calibri"/>
+      <w:rFonts w:asciiTheme="majorHAnsi" w:eastAsiaTheme="majorEastAsia" w:hAnsiTheme="majorHAnsi" w:cstheme="majorBidi"/>
       <w:b/>
       <w:bCs/>
       <w:color w:val="143D6B"/>
@@ -920,11 +1056,11 @@
     <w:pPr>
       <w:keepNext/>
       <w:keepLines/>
-      <w:spacing w:before="140" w:after="60"/>
+      <w:spacing w:before="200" w:after="0"/>
       <w:outlineLvl w:val="1"/>
     </w:pPr>
     <w:rPr>
-      <w:rFonts w:asciiTheme="majorHAnsi" w:eastAsiaTheme="majorEastAsia" w:hAnsiTheme="majorHAnsi" w:cstheme="majorBidi" w:ascii="Calibri" w:hAnsi="Calibri"/>
+      <w:rFonts w:asciiTheme="majorHAnsi" w:eastAsiaTheme="majorEastAsia" w:hAnsiTheme="majorHAnsi" w:cstheme="majorBidi"/>
       <w:b/>
       <w:bCs/>
       <w:color w:val="1B5E20"/>
@@ -944,11 +1080,11 @@
     <w:pPr>
       <w:keepNext/>
       <w:keepLines/>
-      <w:spacing w:before="140" w:after="60"/>
+      <w:spacing w:before="200" w:after="0"/>
       <w:outlineLvl w:val="2"/>
     </w:pPr>
     <w:rPr>
-      <w:rFonts w:asciiTheme="majorHAnsi" w:eastAsiaTheme="majorEastAsia" w:hAnsiTheme="majorHAnsi" w:cstheme="majorBidi" w:ascii="Calibri" w:hAnsi="Calibri"/>
+      <w:rFonts w:asciiTheme="majorHAnsi" w:eastAsiaTheme="majorEastAsia" w:hAnsiTheme="majorHAnsi" w:cstheme="majorBidi"/>
       <w:b/>
       <w:bCs/>
       <w:color w:val="4E342E"/>
